--- a/testakten/robotikrecht-roboterflotte-vellbruck-muenchen/39_verteidigungslinie_vellbruck.docx
+++ b/testakten/robotikrecht-roboterflotte-vellbruck-muenchen/39_verteidigungslinie_vellbruck.docx
@@ -37,7 +37,7 @@
         <w:jc w:val="left"/>
       </w:pPr>
       <w:r>
-        <w:t>Dieses Aktenstück betrifft Einwendungen, Betreiberfehler. Es ist nicht abschließend freigegeben. Die technische Seite spricht in Versionen, Tickets und Parametern; die rechtliche Seite muss daraus Rollen, Zweckbestimmung, Pflichtenkreis und Beweisrisiko bilden.</w:t>
+        <w:t>Dieser Vermerk legt die Verteidigungslinie von Vellbruck im Unfallkomplex fest. Er benennt tragfähige Einwendungen und die Punkte, die intern als Schwachstellen behandelt werden.</w:t>
       </w:r>
     </w:p>
     <w:p>
@@ -56,13 +56,7 @@
         <w:pStyle w:val="ListBullet"/>
       </w:pPr>
       <w:r>
-        <w:rPr>
-          <w:b/>
-        </w:rPr>
-        <w:t>Einwendungen:</w:t>
-      </w:r>
-      <w:r>
-        <w:t xml:space="preserve"> Die Akte enthält hierzu widersprüchliche Hinweise. Für die rechtliche Bewertung muss geklärt werden, ob die Aussage aus Vertrag, Anleitung, Produktakte, Marketing, Logdaten oder nachträglicher Krisenkommunikation stammt.</w:t>
+        <w:t>Einwendungen: Im Zentrum steht die Mitverantwortung des Betreibers: eigenmächtige Parameteränderung, fehlende Unterweisung, unbesetzter Leitstand.</w:t>
       </w:r>
     </w:p>
     <w:p>
@@ -70,13 +64,7 @@
         <w:pStyle w:val="ListBullet"/>
       </w:pPr>
       <w:r>
-        <w:rPr>
-          <w:b/>
-        </w:rPr>
-        <w:t>Betreiberfehler:</w:t>
-      </w:r>
-      <w:r>
-        <w:t xml:space="preserve"> Die Akte enthält hierzu widersprüchliche Hinweise. Für die rechtliche Bewertung muss geklärt werden, ob die Aussage aus Vertrag, Anleitung, Produktakte, Marketing, Logdaten oder nachträglicher Krisenkommunikation stammt.</w:t>
+        <w:t>Betreiberfehler: Die E-Mail des Betreibers vom 30.05.2026 räumt die Menünutzung ein; zusammen mit den remote-admin-Einträgen trägt sie eine erhebliche Mitverschuldensquote.</w:t>
       </w:r>
     </w:p>
     <w:p>
@@ -95,7 +83,7 @@
         <w:jc w:val="left"/>
       </w:pPr>
       <w:r>
-        <w:t>Die Unterlage ist bewusst nicht glatt: Vertrieb, Technik, Datenschutz, Qualitätssicherung und Geschäftsführung verwenden nicht immer dieselben Produktnamen. Gerade daraus entsteht das juristische Problem, weil Zweckbestimmung, tatsächliche Nutzung, Werbeaussage und Updatepraxis auseinanderlaufen.</w:t>
+        <w:t>Tragend sind die dokumentierte Schutzfeldänderung über das Betreiberkonto, das vertragliche Verbot in Ziffer 7 und die Unterweisungslücke des Schichtteams B; Schwachstellen sind das technisch offene Admin-Menü, die englischsprachigen Warnkapitel und die Marketingaussagen.</w:t>
       </w:r>
     </w:p>
     <w:p>
@@ -103,23 +91,7 @@
         <w:jc w:val="left"/>
       </w:pPr>
       <w:r>
-        <w:t>Für die rechtliche Bewertung müssen die technischen Annahmen jeweils mit der Produktakte abgeglichen werden. Eine Risikobeurteilung, die nur den Laborzustand beschreibt, trägt den Pilotbetrieb im Lager oder im Pflegezimmer nicht automatisch.</w:t>
-      </w:r>
-    </w:p>
-    <w:p>
-      <w:pPr>
-        <w:jc w:val="left"/>
-      </w:pPr>
-      <w:r>
-        <w:t>Die Akte enthält mehrere Spuren, die sich gegenseitig widersprechen: Der Betreiber spricht von einem autonomen Flottensystem, die CE-Unterlage von einem assistierten Transportmittel, die Marketingfolien von lernender Umgebungserkennung und die Bedienungsanleitung von festen Sicherheitszonen.</w:t>
-      </w:r>
-    </w:p>
-    <w:p>
-      <w:pPr>
-        <w:jc w:val="left"/>
-      </w:pPr>
-      <w:r>
-        <w:t>Die Kanzlei soll keine finale technische Konformität bescheinigen, sondern entscheiden, welche Unterlagen fehlen, welche Sofortmaßnahmen nötig sind und welche Aussagen gegenüber Behörde, Kunden, Versicherer und Betroffenen vertretbar sind.</w:t>
+        <w:t>Die Linie gegenüber Behörde, Versicherer und Gegenseite muss identisch sein; abweichende Darstellungen in einer der drei Richtungen wären selbst ein Risiko.</w:t>
       </w:r>
     </w:p>
     <w:p>
@@ -138,10 +110,7 @@
         <w:pStyle w:val="Heading3"/>
       </w:pPr>
       <w:r>
-        <w:rPr>
-          <w:rFonts w:ascii="Times New Roman" w:hAnsi="Times New Roman"/>
-        </w:rPr>
-        <w:t>Punkt 1</w:t>
+        <w:t>Einwendungen</w:t>
       </w:r>
     </w:p>
     <w:p>
@@ -149,7 +118,15 @@
         <w:jc w:val="left"/>
       </w:pPr>
       <w:r>
-        <w:t>Im Gespräch mit Leonie Rottkamp, Bertram Kiendl und Jasper Rodenwald wurde deutlich, dass die Produktlinie nicht mit einer einzigen rechtlichen Schublade erfasst werden kann. Die Vellbruck Robotics GmbH liefert Hardware, Steuerungssoftware, Cloudfunktionen, Wartung und gelegentlich eine kundenspezifische Parametrisierung. Beim Betreiber Münchner Feinlogistik GmbH wurden Schutzfelder verändert, ohne dass klar ist, ob dies vom Admin-Panel gedeckt oder nur technisch möglich war. Der Pflegepilot im St.-Ludgerus-Klinikum München-Sendling verschärft die Lage, weil dort Sensorik, vulnerable Personen und medizinische Nähe zusammentreffen.</w:t>
+        <w:t>Jede Einwendung wird mit Logzeitpunkt oder Dokument belegt; wertende Zuspitzungen bleiben den Schriftsätzen vorbehalten und werden nicht vorab kommuniziert.</w:t>
+      </w:r>
+    </w:p>
+    <w:p>
+      <w:pPr>
+        <w:pStyle w:val="Heading3"/>
+      </w:pPr>
+      <w:r>
+        <w:t>Betreiberfehler</w:t>
       </w:r>
     </w:p>
     <w:p>
@@ -157,169 +134,7 @@
         <w:jc w:val="left"/>
       </w:pPr>
       <w:r>
-        <w:t>Für die anwaltliche Bearbeitung sollte zu diesem Punkt eine Belegspur angelegt werden: Dokument, Version, Datum, Verfasser, technische Quelle, rechtliche Relevanz und offene Rückfrage. Besonders gefährlich sind Formulierungen wie „selbstlernend“, „voll autonom“, „MDR-ready“, „sicher ohne Schutzzaun“ oder „keine personenbezogenen Daten“, wenn die technische Dokumentation das nicht trägt.</w:t>
-      </w:r>
-    </w:p>
-    <w:p>
-      <w:pPr>
-        <w:pStyle w:val="Heading3"/>
-      </w:pPr>
-      <w:r>
-        <w:rPr>
-          <w:rFonts w:ascii="Times New Roman" w:hAnsi="Times New Roman"/>
-        </w:rPr>
-        <w:t>Punkt 2</w:t>
-      </w:r>
-    </w:p>
-    <w:p>
-      <w:pPr>
-        <w:jc w:val="left"/>
-      </w:pPr>
-      <w:r>
-        <w:t>Im Gespräch mit Leonie Rottkamp, Bertram Kiendl und Jasper Rodenwald wurde deutlich, dass die Produktlinie nicht mit einer einzigen rechtlichen Schublade erfasst werden kann. Die Vellbruck Robotics GmbH liefert Hardware, Steuerungssoftware, Cloudfunktionen, Wartung und gelegentlich eine kundenspezifische Parametrisierung. Beim Betreiber Münchner Feinlogistik GmbH wurden Schutzfelder verändert, ohne dass klar ist, ob dies vom Admin-Panel gedeckt oder nur technisch möglich war. Der Pflegepilot im St.-Ludgerus-Klinikum München-Sendling verschärft die Lage, weil dort Sensorik, vulnerable Personen und medizinische Nähe zusammentreffen.</w:t>
-      </w:r>
-    </w:p>
-    <w:p>
-      <w:pPr>
-        <w:jc w:val="left"/>
-      </w:pPr>
-      <w:r>
-        <w:t>Für die anwaltliche Bearbeitung sollte zu diesem Punkt eine Belegspur angelegt werden: Dokument, Version, Datum, Verfasser, technische Quelle, rechtliche Relevanz und offene Rückfrage. Besonders gefährlich sind Formulierungen wie „selbstlernend“, „voll autonom“, „MDR-ready“, „sicher ohne Schutzzaun“ oder „keine personenbezogenen Daten“, wenn die technische Dokumentation das nicht trägt.</w:t>
-      </w:r>
-    </w:p>
-    <w:p>
-      <w:pPr>
-        <w:pStyle w:val="Heading3"/>
-      </w:pPr>
-      <w:r>
-        <w:rPr>
-          <w:rFonts w:ascii="Times New Roman" w:hAnsi="Times New Roman"/>
-        </w:rPr>
-        <w:t>Punkt 3</w:t>
-      </w:r>
-    </w:p>
-    <w:p>
-      <w:pPr>
-        <w:jc w:val="left"/>
-      </w:pPr>
-      <w:r>
-        <w:t>Im Gespräch mit Leonie Rottkamp, Bertram Kiendl und Jasper Rodenwald wurde deutlich, dass die Produktlinie nicht mit einer einzigen rechtlichen Schublade erfasst werden kann. Die Vellbruck Robotics GmbH liefert Hardware, Steuerungssoftware, Cloudfunktionen, Wartung und gelegentlich eine kundenspezifische Parametrisierung. Beim Betreiber Münchner Feinlogistik GmbH wurden Schutzfelder verändert, ohne dass klar ist, ob dies vom Admin-Panel gedeckt oder nur technisch möglich war. Der Pflegepilot im St.-Ludgerus-Klinikum München-Sendling verschärft die Lage, weil dort Sensorik, vulnerable Personen und medizinische Nähe zusammentreffen.</w:t>
-      </w:r>
-    </w:p>
-    <w:p>
-      <w:pPr>
-        <w:jc w:val="left"/>
-      </w:pPr>
-      <w:r>
-        <w:t>Für die anwaltliche Bearbeitung sollte zu diesem Punkt eine Belegspur angelegt werden: Dokument, Version, Datum, Verfasser, technische Quelle, rechtliche Relevanz und offene Rückfrage. Besonders gefährlich sind Formulierungen wie „selbstlernend“, „voll autonom“, „MDR-ready“, „sicher ohne Schutzzaun“ oder „keine personenbezogenen Daten“, wenn die technische Dokumentation das nicht trägt.</w:t>
-      </w:r>
-    </w:p>
-    <w:p>
-      <w:pPr>
-        <w:pStyle w:val="Heading3"/>
-      </w:pPr>
-      <w:r>
-        <w:rPr>
-          <w:rFonts w:ascii="Times New Roman" w:hAnsi="Times New Roman"/>
-        </w:rPr>
-        <w:t>Punkt 4</w:t>
-      </w:r>
-    </w:p>
-    <w:p>
-      <w:pPr>
-        <w:jc w:val="left"/>
-      </w:pPr>
-      <w:r>
-        <w:t>Im Gespräch mit Leonie Rottkamp, Bertram Kiendl und Jasper Rodenwald wurde deutlich, dass die Produktlinie nicht mit einer einzigen rechtlichen Schublade erfasst werden kann. Die Vellbruck Robotics GmbH liefert Hardware, Steuerungssoftware, Cloudfunktionen, Wartung und gelegentlich eine kundenspezifische Parametrisierung. Beim Betreiber Münchner Feinlogistik GmbH wurden Schutzfelder verändert, ohne dass klar ist, ob dies vom Admin-Panel gedeckt oder nur technisch möglich war. Der Pflegepilot im St.-Ludgerus-Klinikum München-Sendling verschärft die Lage, weil dort Sensorik, vulnerable Personen und medizinische Nähe zusammentreffen.</w:t>
-      </w:r>
-    </w:p>
-    <w:p>
-      <w:pPr>
-        <w:jc w:val="left"/>
-      </w:pPr>
-      <w:r>
-        <w:t>Für die anwaltliche Bearbeitung sollte zu diesem Punkt eine Belegspur angelegt werden: Dokument, Version, Datum, Verfasser, technische Quelle, rechtliche Relevanz und offene Rückfrage. Besonders gefährlich sind Formulierungen wie „selbstlernend“, „voll autonom“, „MDR-ready“, „sicher ohne Schutzzaun“ oder „keine personenbezogenen Daten“, wenn die technische Dokumentation das nicht trägt.</w:t>
-      </w:r>
-    </w:p>
-    <w:p>
-      <w:pPr>
-        <w:pStyle w:val="Heading3"/>
-      </w:pPr>
-      <w:r>
-        <w:rPr>
-          <w:rFonts w:ascii="Times New Roman" w:hAnsi="Times New Roman"/>
-        </w:rPr>
-        <w:t>Punkt 5</w:t>
-      </w:r>
-    </w:p>
-    <w:p>
-      <w:pPr>
-        <w:jc w:val="left"/>
-      </w:pPr>
-      <w:r>
-        <w:t>Im Gespräch mit Leonie Rottkamp, Bertram Kiendl und Jasper Rodenwald wurde deutlich, dass die Produktlinie nicht mit einer einzigen rechtlichen Schublade erfasst werden kann. Die Vellbruck Robotics GmbH liefert Hardware, Steuerungssoftware, Cloudfunktionen, Wartung und gelegentlich eine kundenspezifische Parametrisierung. Beim Betreiber Münchner Feinlogistik GmbH wurden Schutzfelder verändert, ohne dass klar ist, ob dies vom Admin-Panel gedeckt oder nur technisch möglich war. Der Pflegepilot im St.-Ludgerus-Klinikum München-Sendling verschärft die Lage, weil dort Sensorik, vulnerable Personen und medizinische Nähe zusammentreffen.</w:t>
-      </w:r>
-    </w:p>
-    <w:p>
-      <w:pPr>
-        <w:jc w:val="left"/>
-      </w:pPr>
-      <w:r>
-        <w:t>Für die anwaltliche Bearbeitung sollte zu diesem Punkt eine Belegspur angelegt werden: Dokument, Version, Datum, Verfasser, technische Quelle, rechtliche Relevanz und offene Rückfrage. Besonders gefährlich sind Formulierungen wie „selbstlernend“, „voll autonom“, „MDR-ready“, „sicher ohne Schutzzaun“ oder „keine personenbezogenen Daten“, wenn die technische Dokumentation das nicht trägt.</w:t>
-      </w:r>
-    </w:p>
-    <w:p>
-      <w:pPr>
-        <w:pStyle w:val="Heading3"/>
-      </w:pPr>
-      <w:r>
-        <w:rPr>
-          <w:rFonts w:ascii="Times New Roman" w:hAnsi="Times New Roman"/>
-        </w:rPr>
-        <w:t>Punkt 6</w:t>
-      </w:r>
-    </w:p>
-    <w:p>
-      <w:pPr>
-        <w:jc w:val="left"/>
-      </w:pPr>
-      <w:r>
-        <w:t>Im Gespräch mit Leonie Rottkamp, Bertram Kiendl und Jasper Rodenwald wurde deutlich, dass die Produktlinie nicht mit einer einzigen rechtlichen Schublade erfasst werden kann. Die Vellbruck Robotics GmbH liefert Hardware, Steuerungssoftware, Cloudfunktionen, Wartung und gelegentlich eine kundenspezifische Parametrisierung. Beim Betreiber Münchner Feinlogistik GmbH wurden Schutzfelder verändert, ohne dass klar ist, ob dies vom Admin-Panel gedeckt oder nur technisch möglich war. Der Pflegepilot im St.-Ludgerus-Klinikum München-Sendling verschärft die Lage, weil dort Sensorik, vulnerable Personen und medizinische Nähe zusammentreffen.</w:t>
-      </w:r>
-    </w:p>
-    <w:p>
-      <w:pPr>
-        <w:jc w:val="left"/>
-      </w:pPr>
-      <w:r>
-        <w:t>Für die anwaltliche Bearbeitung sollte zu diesem Punkt eine Belegspur angelegt werden: Dokument, Version, Datum, Verfasser, technische Quelle, rechtliche Relevanz und offene Rückfrage. Besonders gefährlich sind Formulierungen wie „selbstlernend“, „voll autonom“, „MDR-ready“, „sicher ohne Schutzzaun“ oder „keine personenbezogenen Daten“, wenn die technische Dokumentation das nicht trägt.</w:t>
-      </w:r>
-    </w:p>
-    <w:p>
-      <w:pPr>
-        <w:pStyle w:val="Heading3"/>
-      </w:pPr>
-      <w:r>
-        <w:rPr>
-          <w:rFonts w:ascii="Times New Roman" w:hAnsi="Times New Roman"/>
-        </w:rPr>
-        <w:t>Punkt 7</w:t>
-      </w:r>
-    </w:p>
-    <w:p>
-      <w:pPr>
-        <w:jc w:val="left"/>
-      </w:pPr>
-      <w:r>
-        <w:t>Im Gespräch mit Leonie Rottkamp, Bertram Kiendl und Jasper Rodenwald wurde deutlich, dass die Produktlinie nicht mit einer einzigen rechtlichen Schublade erfasst werden kann. Die Vellbruck Robotics GmbH liefert Hardware, Steuerungssoftware, Cloudfunktionen, Wartung und gelegentlich eine kundenspezifische Parametrisierung. Beim Betreiber Münchner Feinlogistik GmbH wurden Schutzfelder verändert, ohne dass klar ist, ob dies vom Admin-Panel gedeckt oder nur technisch möglich war. Der Pflegepilot im St.-Ludgerus-Klinikum München-Sendling verschärft die Lage, weil dort Sensorik, vulnerable Personen und medizinische Nähe zusammentreffen.</w:t>
-      </w:r>
-    </w:p>
-    <w:p>
-      <w:pPr>
-        <w:jc w:val="left"/>
-      </w:pPr>
-      <w:r>
-        <w:t>Für die anwaltliche Bearbeitung sollte zu diesem Punkt eine Belegspur angelegt werden: Dokument, Version, Datum, Verfasser, technische Quelle, rechtliche Relevanz und offene Rückfrage. Besonders gefährlich sind Formulierungen wie „selbstlernend“, „voll autonom“, „MDR-ready“, „sicher ohne Schutzzaun“ oder „keine personenbezogenen Daten“, wenn die technische Dokumentation das nicht trägt.</w:t>
+        <w:t>Die Quote wird nicht beziffert, bevor die Kontenzuordnung vorliegt; eine überzogene Quote wäre nach der Marketinglage angreifbar.</w:t>
       </w:r>
     </w:p>
     <w:p>
@@ -338,7 +153,7 @@
         <w:pStyle w:val="ListBullet"/>
       </w:pPr>
       <w:r>
-        <w:t>Welche Firmware war am Unfalltag tatsächlich aktiv?</w:t>
+        <w:t>Hält die Linie, wenn die Kontenzuordnung auf einen Schärlein-Techniker führt?</w:t>
       </w:r>
     </w:p>
     <w:p>
@@ -346,7 +161,7 @@
         <w:pStyle w:val="ListBullet"/>
       </w:pPr>
       <w:r>
-        <w:t>Welche Zweckbestimmung steht in der final ausgelieferten Anleitung?</w:t>
+        <w:t>Wie werden die Marketingaussagen prozessual neutralisiert?</w:t>
       </w:r>
     </w:p>
     <w:p>
@@ -354,23 +169,7 @@
         <w:pStyle w:val="ListBullet"/>
       </w:pPr>
       <w:r>
-        <w:t>Welche Schutzfeldänderungen waren technisch möglich und vertraglich erlaubt?</w:t>
-      </w:r>
-    </w:p>
-    <w:p>
-      <w:pPr>
-        <w:pStyle w:val="ListBullet"/>
-      </w:pPr>
-      <w:r>
-        <w:t>Welche personenbezogenen Daten werden lokal, in der Cloud und in Supporttickets verarbeitet?</w:t>
-      </w:r>
-    </w:p>
-    <w:p>
-      <w:pPr>
-        <w:pStyle w:val="ListBullet"/>
-      </w:pPr>
-      <w:r>
-        <w:t>Welche Aussagen wurden gegenüber Kunden, Behörde und Versicherer bereits gemacht?</w:t>
+        <w:t>Wer gibt Abweichungen von der Sprachregelung frei?</w:t>
       </w:r>
     </w:p>
     <w:sectPr>
